--- a/docs/anexo-transicao-rascunho-2.docx
+++ b/docs/anexo-transicao-rascunho-2.docx
@@ -1404,9 +1404,9 @@
         </w:tblCellMar>
       </w:tblPr>
       <w:tblGrid>
-        <w:gridCol w:w="2307"/>
-        <w:gridCol w:w="1836"/>
-        <w:gridCol w:w="5829"/>
+        <w:gridCol w:w="2192"/>
+        <w:gridCol w:w="1738"/>
+        <w:gridCol w:w="6042"/>
       </w:tblGrid>
       <w:tr>
         <w:trPr>
@@ -1415,7 +1415,7 @@
         </w:trPr>
         <w:tc>
           <w:tcPr>
-            <w:tcW w:w="2307" w:type="dxa"/>
+            <w:tcW w:w="2192" w:type="dxa"/>
             <w:tcBorders/>
             <w:vAlign w:val="center"/>
           </w:tcPr>
@@ -1436,7 +1436,7 @@
         </w:tc>
         <w:tc>
           <w:tcPr>
-            <w:tcW w:w="1836" w:type="dxa"/>
+            <w:tcW w:w="1738" w:type="dxa"/>
             <w:tcBorders/>
             <w:vAlign w:val="center"/>
           </w:tcPr>
@@ -1457,7 +1457,7 @@
         </w:tc>
         <w:tc>
           <w:tcPr>
-            <w:tcW w:w="5829" w:type="dxa"/>
+            <w:tcW w:w="6042" w:type="dxa"/>
             <w:tcBorders/>
             <w:vAlign w:val="center"/>
           </w:tcPr>
@@ -1483,7 +1483,7 @@
         </w:trPr>
         <w:tc>
           <w:tcPr>
-            <w:tcW w:w="2307" w:type="dxa"/>
+            <w:tcW w:w="2192" w:type="dxa"/>
             <w:tcBorders/>
             <w:vAlign w:val="center"/>
           </w:tcPr>
@@ -1506,7 +1506,7 @@
         </w:tc>
         <w:tc>
           <w:tcPr>
-            <w:tcW w:w="1836" w:type="dxa"/>
+            <w:tcW w:w="1738" w:type="dxa"/>
             <w:tcBorders/>
             <w:vAlign w:val="center"/>
           </w:tcPr>
@@ -1527,7 +1527,7 @@
         </w:tc>
         <w:tc>
           <w:tcPr>
-            <w:tcW w:w="5829" w:type="dxa"/>
+            <w:tcW w:w="6042" w:type="dxa"/>
             <w:tcBorders/>
             <w:vAlign w:val="center"/>
           </w:tcPr>
@@ -1559,7 +1559,7 @@
         </w:trPr>
         <w:tc>
           <w:tcPr>
-            <w:tcW w:w="2307" w:type="dxa"/>
+            <w:tcW w:w="2192" w:type="dxa"/>
             <w:tcBorders/>
             <w:vAlign w:val="center"/>
           </w:tcPr>
@@ -1582,7 +1582,7 @@
         </w:tc>
         <w:tc>
           <w:tcPr>
-            <w:tcW w:w="1836" w:type="dxa"/>
+            <w:tcW w:w="1738" w:type="dxa"/>
             <w:tcBorders/>
             <w:vAlign w:val="center"/>
           </w:tcPr>
@@ -1603,7 +1603,7 @@
         </w:tc>
         <w:tc>
           <w:tcPr>
-            <w:tcW w:w="5829" w:type="dxa"/>
+            <w:tcW w:w="6042" w:type="dxa"/>
             <w:tcBorders/>
             <w:vAlign w:val="center"/>
           </w:tcPr>
@@ -1629,7 +1629,7 @@
         </w:trPr>
         <w:tc>
           <w:tcPr>
-            <w:tcW w:w="2307" w:type="dxa"/>
+            <w:tcW w:w="2192" w:type="dxa"/>
             <w:tcBorders/>
             <w:vAlign w:val="center"/>
           </w:tcPr>
@@ -1652,7 +1652,7 @@
         </w:tc>
         <w:tc>
           <w:tcPr>
-            <w:tcW w:w="1836" w:type="dxa"/>
+            <w:tcW w:w="1738" w:type="dxa"/>
             <w:tcBorders/>
             <w:vAlign w:val="center"/>
           </w:tcPr>
@@ -1673,7 +1673,7 @@
         </w:tc>
         <w:tc>
           <w:tcPr>
-            <w:tcW w:w="5829" w:type="dxa"/>
+            <w:tcW w:w="6042" w:type="dxa"/>
             <w:tcBorders/>
             <w:vAlign w:val="center"/>
           </w:tcPr>
@@ -1739,7 +1739,7 @@
         </w:trPr>
         <w:tc>
           <w:tcPr>
-            <w:tcW w:w="2307" w:type="dxa"/>
+            <w:tcW w:w="2192" w:type="dxa"/>
             <w:tcBorders/>
             <w:vAlign w:val="center"/>
           </w:tcPr>
@@ -1762,7 +1762,7 @@
         </w:tc>
         <w:tc>
           <w:tcPr>
-            <w:tcW w:w="1836" w:type="dxa"/>
+            <w:tcW w:w="1738" w:type="dxa"/>
             <w:tcBorders/>
             <w:vAlign w:val="center"/>
           </w:tcPr>
@@ -1783,7 +1783,7 @@
         </w:tc>
         <w:tc>
           <w:tcPr>
-            <w:tcW w:w="5829" w:type="dxa"/>
+            <w:tcW w:w="6042" w:type="dxa"/>
             <w:tcBorders/>
             <w:vAlign w:val="center"/>
           </w:tcPr>
@@ -1834,7 +1834,7 @@
             </w:r>
             <w:r>
               <w:rPr/>
-              <w:t xml:space="preserve"> se o piso derrubar o jogador (seção 7 do Anexo Normativo).</w:t>
+              <w:t xml:space="preserve"> sempre que o acúmulo recomeça do zero: se o piso derrubar o jogador (seção 7 do Anexo Normativo) e se a janela de 26 meses vencer o acúmulo (seção 6.2 do Anexo Normativo).</w:t>
             </w:r>
           </w:p>
         </w:tc>
@@ -1845,7 +1845,7 @@
         </w:trPr>
         <w:tc>
           <w:tcPr>
-            <w:tcW w:w="2307" w:type="dxa"/>
+            <w:tcW w:w="2192" w:type="dxa"/>
             <w:tcBorders/>
             <w:vAlign w:val="center"/>
           </w:tcPr>
@@ -1868,7 +1868,7 @@
         </w:tc>
         <w:tc>
           <w:tcPr>
-            <w:tcW w:w="1836" w:type="dxa"/>
+            <w:tcW w:w="1738" w:type="dxa"/>
             <w:tcBorders/>
             <w:vAlign w:val="center"/>
           </w:tcPr>
@@ -1889,7 +1889,7 @@
         </w:tc>
         <w:tc>
           <w:tcPr>
-            <w:tcW w:w="5829" w:type="dxa"/>
+            <w:tcW w:w="6042" w:type="dxa"/>
             <w:tcBorders/>
             <w:vAlign w:val="center"/>
           </w:tcPr>
@@ -1925,7 +1925,7 @@
         </w:trPr>
         <w:tc>
           <w:tcPr>
-            <w:tcW w:w="2307" w:type="dxa"/>
+            <w:tcW w:w="2192" w:type="dxa"/>
             <w:tcBorders/>
             <w:vAlign w:val="center"/>
           </w:tcPr>
@@ -1948,7 +1948,7 @@
         </w:tc>
         <w:tc>
           <w:tcPr>
-            <w:tcW w:w="1836" w:type="dxa"/>
+            <w:tcW w:w="1738" w:type="dxa"/>
             <w:tcBorders/>
             <w:vAlign w:val="center"/>
           </w:tcPr>
@@ -1971,7 +1971,7 @@
         </w:tc>
         <w:tc>
           <w:tcPr>
-            <w:tcW w:w="5829" w:type="dxa"/>
+            <w:tcW w:w="6042" w:type="dxa"/>
             <w:tcBorders/>
             <w:vAlign w:val="center"/>
           </w:tcPr>
@@ -1997,7 +1997,7 @@
         </w:trPr>
         <w:tc>
           <w:tcPr>
-            <w:tcW w:w="2307" w:type="dxa"/>
+            <w:tcW w:w="2192" w:type="dxa"/>
             <w:tcBorders/>
             <w:vAlign w:val="center"/>
           </w:tcPr>
@@ -2020,7 +2020,7 @@
         </w:tc>
         <w:tc>
           <w:tcPr>
-            <w:tcW w:w="1836" w:type="dxa"/>
+            <w:tcW w:w="1738" w:type="dxa"/>
             <w:tcBorders/>
             <w:vAlign w:val="center"/>
           </w:tcPr>
@@ -2043,7 +2043,7 @@
         </w:tc>
         <w:tc>
           <w:tcPr>
-            <w:tcW w:w="5829" w:type="dxa"/>
+            <w:tcW w:w="6042" w:type="dxa"/>
             <w:tcBorders/>
             <w:vAlign w:val="center"/>
           </w:tcPr>
@@ -2079,7 +2079,7 @@
         </w:trPr>
         <w:tc>
           <w:tcPr>
-            <w:tcW w:w="2307" w:type="dxa"/>
+            <w:tcW w:w="2192" w:type="dxa"/>
             <w:tcBorders/>
             <w:vAlign w:val="center"/>
           </w:tcPr>
@@ -2102,7 +2102,7 @@
         </w:tc>
         <w:tc>
           <w:tcPr>
-            <w:tcW w:w="1836" w:type="dxa"/>
+            <w:tcW w:w="1738" w:type="dxa"/>
             <w:tcBorders/>
             <w:vAlign w:val="center"/>
           </w:tcPr>
@@ -2123,7 +2123,7 @@
         </w:tc>
         <w:tc>
           <w:tcPr>
-            <w:tcW w:w="5829" w:type="dxa"/>
+            <w:tcW w:w="6042" w:type="dxa"/>
             <w:tcBorders/>
             <w:vAlign w:val="center"/>
           </w:tcPr>
@@ -2159,7 +2159,7 @@
         </w:trPr>
         <w:tc>
           <w:tcPr>
-            <w:tcW w:w="2307" w:type="dxa"/>
+            <w:tcW w:w="2192" w:type="dxa"/>
             <w:tcBorders/>
             <w:vAlign w:val="center"/>
           </w:tcPr>
@@ -2182,7 +2182,7 @@
         </w:tc>
         <w:tc>
           <w:tcPr>
-            <w:tcW w:w="1836" w:type="dxa"/>
+            <w:tcW w:w="1738" w:type="dxa"/>
             <w:tcBorders/>
             <w:vAlign w:val="center"/>
           </w:tcPr>
@@ -2203,7 +2203,7 @@
         </w:tc>
         <w:tc>
           <w:tcPr>
-            <w:tcW w:w="5829" w:type="dxa"/>
+            <w:tcW w:w="6042" w:type="dxa"/>
             <w:tcBorders/>
             <w:vAlign w:val="center"/>
           </w:tcPr>
@@ -2229,7 +2229,7 @@
         </w:trPr>
         <w:tc>
           <w:tcPr>
-            <w:tcW w:w="2307" w:type="dxa"/>
+            <w:tcW w:w="2192" w:type="dxa"/>
             <w:tcBorders/>
             <w:vAlign w:val="center"/>
           </w:tcPr>
@@ -2252,7 +2252,7 @@
         </w:tc>
         <w:tc>
           <w:tcPr>
-            <w:tcW w:w="1836" w:type="dxa"/>
+            <w:tcW w:w="1738" w:type="dxa"/>
             <w:tcBorders/>
             <w:vAlign w:val="center"/>
           </w:tcPr>
@@ -2273,7 +2273,7 @@
         </w:tc>
         <w:tc>
           <w:tcPr>
-            <w:tcW w:w="5829" w:type="dxa"/>
+            <w:tcW w:w="6042" w:type="dxa"/>
             <w:tcBorders/>
             <w:vAlign w:val="center"/>
           </w:tcPr>
@@ -2299,7 +2299,7 @@
         </w:trPr>
         <w:tc>
           <w:tcPr>
-            <w:tcW w:w="2307" w:type="dxa"/>
+            <w:tcW w:w="2192" w:type="dxa"/>
             <w:tcBorders/>
             <w:vAlign w:val="center"/>
           </w:tcPr>
@@ -2322,7 +2322,7 @@
         </w:tc>
         <w:tc>
           <w:tcPr>
-            <w:tcW w:w="1836" w:type="dxa"/>
+            <w:tcW w:w="1738" w:type="dxa"/>
             <w:tcBorders/>
             <w:vAlign w:val="center"/>
           </w:tcPr>
@@ -2343,7 +2343,7 @@
         </w:tc>
         <w:tc>
           <w:tcPr>
-            <w:tcW w:w="5829" w:type="dxa"/>
+            <w:tcW w:w="6042" w:type="dxa"/>
             <w:tcBorders/>
             <w:vAlign w:val="center"/>
           </w:tcPr>

--- a/docs/anexo-transicao-rascunho-2.docx
+++ b/docs/anexo-transicao-rascunho-2.docx
@@ -26,7 +26,7 @@
         <w:rPr>
           <w:rStyle w:val="Strong"/>
         </w:rPr>
-        <w:t>Rascunho 2 — 13/08/2026.</w:t>
+        <w:t>Rascunho 2 — 30/09/2026.</w:t>
       </w:r>
       <w:r>
         <w:rPr/>
@@ -297,7 +297,37 @@
       </w:r>
       <w:r>
         <w:rPr/>
-        <w:t xml:space="preserve">, e ele entra não-rated. A contagem de partidas é preservada "para registro", e as partidas já disputadas valem como acúmulo rumo às 5 que ele passa a precisar. Motivo: o modelo novo não produz rating com menos de 5 partidas (Anexo Normativo, seção 6.1), e a lista convertida conteria números que o próprio modelo recusa. </w:t>
+        <w:t xml:space="preserve">, e ele entra não-rated — ativo ou inativo. A contagem de partidas é preservada "para registro". </w:t>
+      </w:r>
+      <w:r>
+        <w:rPr>
+          <w:rStyle w:val="Strong"/>
+        </w:rPr>
+        <w:t>Se ele estiver ativo</w:t>
+      </w:r>
+      <w:r>
+        <w:rPr/>
+        <w:t xml:space="preserve">, tendo disputado partida nos 2 anos anteriores à virada, as partidas já disputadas valem como acúmulo rumo às 5 que ele passa a precisar; </w:t>
+      </w:r>
+      <w:r>
+        <w:rPr>
+          <w:rStyle w:val="Strong"/>
+        </w:rPr>
+        <w:t>se estiver inativo, não valem</w:t>
+      </w:r>
+      <w:r>
+        <w:rPr/>
+        <w:t xml:space="preserve">, e ele recomeça do zero. O critério é o jogador, não a partida: estando ativo, valem todas. </w:t>
+      </w:r>
+      <w:r>
+        <w:rPr>
+          <w:rStyle w:val="Emphasis"/>
+        </w:rPr>
+        <w:t>Confirmado pela FEXERJ em 29/09/2026 — "em ambos os casos 'zerado'" — e em 30/09/2026: "se ele está ativo (2025), conta. Se ele inativou (antes) não conta."</w:t>
+      </w:r>
+      <w:r>
+        <w:rPr/>
+        <w:t xml:space="preserve"> Motivo do zeramento: o modelo novo não produz rating com menos de 5 partidas (Anexo Normativo, seção 6.1), e a lista convertida conteria números que o próprio modelo recusa. </w:t>
       </w:r>
       <w:r>
         <w:rPr>
@@ -481,7 +511,7 @@
       </w:r>
       <w:r>
         <w:rPr/>
-        <w:t xml:space="preserve"> cada rating foi obtido, e é isso que a janela de 26 meses (Anexo Normativo, seção 6.2) precisaria saber. A conferência é, por isso, do operador, e acontece uma única vez, na virada:</w:t>
+        <w:t xml:space="preserve"> cada jogador jogou pela última vez, e é isso que a primeira regra acima precisa saber. A conferência é, por isso, do operador, e acontece uma única vez, na virada:</w:t>
       </w:r>
     </w:p>
     <w:p>
@@ -513,7 +543,17 @@
       </w:r>
       <w:r>
         <w:rPr/>
-        <w:t xml:space="preserve">, verificar quando o rating foi obtido; se for anterior à janela, o rating é descartado e o jogador entra não-rated. </w:t>
+        <w:t xml:space="preserve">, verificar se ele disputou partida nos </w:t>
+      </w:r>
+      <w:r>
+        <w:rPr>
+          <w:rStyle w:val="Strong"/>
+        </w:rPr>
+        <w:t>2 anos anteriores à virada</w:t>
+      </w:r>
+      <w:r>
+        <w:rPr/>
+        <w:t xml:space="preserve"> — é o que decide se as partidas dele valem como acúmulo (primeira regra acima). A lista de hoje não registra quando cada um jogou pela última vez. Uma forma mecânica de saber: comparar com a lista publicada 2 anos antes — se a contagem de partidas mudou entre as duas, ele jogou no intervalo. </w:t>
       </w:r>
     </w:p>
     <w:p>
